--- a/Road Accidents with Casualties in Israel.docx
+++ b/Road Accidents with Casualties in Israel.docx
@@ -4488,7 +4488,7 @@
     <w:qFormat/>
     <w:rsid w:val="00FC693F"/>
     <w:pPr>
-      <w:spacing w:after="80" w:line="264" w:lineRule="auto"/>
+      <w:spacing w:after="80" w:line="240" w:lineRule="auto"/>
     </w:pPr>
     <w:rPr>
       <w:rFonts w:ascii="Calibri" w:eastAsia="Calibri" w:hAnsi="Calibri"/>
